--- a/GUARDIAN_Final_Project_Book_Styled.docx
+++ b/GUARDIAN_Final_Project_Book_Styled.docx
@@ -67,7 +67,7 @@
           <w:color w:val="262626"/>
           <w:sz w:val="22"/>
         </w:rPr>
-        <w:t>Shani Nahaissi, Agam Copel, Ameet Sokolic, and Eran Shahaf</w:t>
+        <w:t>Shani Nahaissi, Agam Copel, Eran Shahaf, and Ameet Sokolic</w:t>
       </w:r>
       <w:r>
         <w:rPr>
@@ -88,7 +88,7 @@
           <w:color w:val="262626"/>
           <w:sz w:val="22"/>
         </w:rPr>
-        <w:t>Approved by the supervisor: [Insert Supervisor Name]</w:t>
+        <w:t>Approved by the supervisor: Dr. Moshe Butman</w:t>
       </w:r>
     </w:p>
     <w:p>

--- a/GUARDIAN_Final_Project_Book_Styled.docx
+++ b/GUARDIAN_Final_Project_Book_Styled.docx
@@ -161,20 +161,7 @@
           <w:color w:val="262626"/>
           <w:sz w:val="22"/>
         </w:rPr>
-        <w:t>We would like to express our deepest gratitude to our project supervisor for their invaluable guidance, technical insight, and unwavering support throughout the research, design, and implementation of GUARDIAN.</w:t>
-      </w:r>
-    </w:p>
-    <w:p>
-      <w:pPr>
-        <w:spacing w:before="0" w:after="100" w:line="283" w:lineRule="auto"/>
-      </w:pPr>
-      <w:r>
-        <w:rPr>
-          <w:rFonts w:ascii="Calibri" w:hAnsi="Calibri"/>
-          <w:color w:val="262626"/>
-          <w:sz w:val="22"/>
-        </w:rPr>
-        <w:t>We also extend our sincere appreciation to the Computer Science Faculty at the College of Management for providing the academic foundation, resources, and environment necessary to complete this work. Finally, we thank our team members, peers, and families for their continuous encouragement and collaboration.</w:t>
+        <w:t>We would like to thank our project supervisor for their invaluable guidance and support throughout the development of GUARDIAN. We are also grateful to Doron from the IT team for his technical assistance, and to the Computer Science Faculty at the College of Management for providing the resources to complete this work. Finally, we want to acknowledge the dedicated teamwork and great collaboration among us that brought this project to life.</w:t>
       </w:r>
     </w:p>
     <w:p>
@@ -4749,7 +4736,7 @@
           <w:color w:val="262626"/>
           <w:sz w:val="22"/>
         </w:rPr>
-        <w:t>Adaptive Frame Striding:</w:t>
+        <w:t>Frame Striding &amp; Adaptive Idle Skipping:</w:t>
       </w:r>
       <w:r>
         <w:rPr>
@@ -4773,7 +4760,7 @@
           <w:color w:val="262626"/>
           <w:sz w:val="22"/>
         </w:rPr>
-        <w:t xml:space="preserve">), under-represented threat actions (Shooting, Violence) are sampled densely using a very low frame stride (e.g., </w:t>
+        <w:t>), frames are extracted using a uniform sequence step (</w:t>
       </w:r>
       <w:r>
         <w:rPr>
@@ -4781,15 +4768,15 @@
           <w:color w:val="991B1B"/>
           <w:sz w:val="19"/>
         </w:rPr>
-        <w:t>FRAME_STEP = 1</w:t>
-      </w:r>
-      <w:r>
-        <w:rPr>
-          <w:rFonts w:ascii="Calibri" w:hAnsi="Calibri"/>
-          <w:color w:val="262626"/>
-          <w:sz w:val="22"/>
-        </w:rPr>
-        <w:t xml:space="preserve"> or </w:t>
+        <w:t>DEFAULT_STRIDE = 15</w:t>
+      </w:r>
+      <w:r>
+        <w:rPr>
+          <w:rFonts w:ascii="Calibri" w:hAnsi="Calibri"/>
+          <w:color w:val="262626"/>
+          <w:sz w:val="22"/>
+        </w:rPr>
+        <w:t xml:space="preserve">), capturing 30-frame rolling feature windows across tracks. To prevent processing idle background video, </w:t>
       </w:r>
       <w:r>
         <w:rPr>
@@ -4797,15 +4784,15 @@
           <w:color w:val="991B1B"/>
           <w:sz w:val="19"/>
         </w:rPr>
-        <w:t>2</w:t>
-      </w:r>
-      <w:r>
-        <w:rPr>
-          <w:rFonts w:ascii="Calibri" w:hAnsi="Calibri"/>
-          <w:color w:val="262626"/>
-          <w:sz w:val="22"/>
-        </w:rPr>
-        <w:t xml:space="preserve"> frames). This captures high-frequency movement. In contrast, common normal behavior is sampled sparsely using a higher stride (e.g., </w:t>
+        <w:t>dataset_builder.py</w:t>
+      </w:r>
+      <w:r>
+        <w:rPr>
+          <w:rFonts w:ascii="Calibri" w:hAnsi="Calibri"/>
+          <w:color w:val="262626"/>
+          <w:sz w:val="22"/>
+        </w:rPr>
+        <w:t xml:space="preserve"> uses adaptive two-speed frame skipping (</w:t>
       </w:r>
       <w:r>
         <w:rPr>
@@ -4813,15 +4800,45 @@
           <w:color w:val="991B1B"/>
           <w:sz w:val="19"/>
         </w:rPr>
-        <w:t>FRAME_STEP = 15</w:t>
-      </w:r>
-      <w:r>
-        <w:rPr>
-          <w:rFonts w:ascii="Calibri" w:hAnsi="Calibri"/>
-          <w:color w:val="262626"/>
-          <w:sz w:val="22"/>
-        </w:rPr>
-        <w:t xml:space="preserve"> or </w:t>
+        <w:t>iter_frames_adaptive</w:t>
+      </w:r>
+      <w:r>
+        <w:rPr>
+          <w:rFonts w:ascii="Calibri" w:hAnsi="Calibri"/>
+          <w:color w:val="262626"/>
+          <w:sz w:val="22"/>
+        </w:rPr>
+        <w:t>), stepping rapidly through idle stretches while maintaining fine-grained sampling once active suspect or weapon tracks are detected.</w:t>
+      </w:r>
+    </w:p>
+    <w:p>
+      <w:pPr>
+        <w:pStyle w:val="ListBullet"/>
+        <w:spacing w:before="0" w:after="60" w:line="276" w:lineRule="auto"/>
+      </w:pPr>
+      <w:r>
+        <w:rPr>
+          <w:rFonts w:ascii="Calibri" w:hAnsi="Calibri"/>
+          <w:color w:val="262626"/>
+          <w:sz w:val="22"/>
+        </w:rPr>
+      </w:r>
+      <w:r>
+        <w:rPr>
+          <w:rFonts w:ascii="Calibri" w:hAnsi="Calibri"/>
+          <w:b/>
+          <w:color w:val="262626"/>
+          <w:sz w:val="22"/>
+        </w:rPr>
+        <w:t>CCTV Distortion Augmentation:</w:t>
+      </w:r>
+      <w:r>
+        <w:rPr>
+          <w:rFonts w:ascii="Calibri" w:hAnsi="Calibri"/>
+          <w:color w:val="262626"/>
+          <w:sz w:val="22"/>
+        </w:rPr>
+        <w:t xml:space="preserve"> To ensure robust spatial detection across diverse camera setups, image-level surveillance augmentations (</w:t>
       </w:r>
       <w:r>
         <w:rPr>
@@ -4829,15 +4846,111 @@
           <w:color w:val="991B1B"/>
           <w:sz w:val="19"/>
         </w:rPr>
-        <w:t>30</w:t>
-      </w:r>
-      <w:r>
-        <w:rPr>
-          <w:rFonts w:ascii="Calibri" w:hAnsi="Calibri"/>
-          <w:color w:val="262626"/>
-          <w:sz w:val="22"/>
-        </w:rPr>
-        <w:t>), extracting fewer but more diverse sequence windows from the same background footage.</w:t>
+        <w:t>MotionBlur</w:t>
+      </w:r>
+      <w:r>
+        <w:rPr>
+          <w:rFonts w:ascii="Calibri" w:hAnsi="Calibri"/>
+          <w:color w:val="262626"/>
+          <w:sz w:val="22"/>
+        </w:rPr>
+        <w:t xml:space="preserve">, </w:t>
+      </w:r>
+      <w:r>
+        <w:rPr>
+          <w:rFonts w:ascii="Consolas" w:hAnsi="Consolas"/>
+          <w:color w:val="991B1B"/>
+          <w:sz w:val="19"/>
+        </w:rPr>
+        <w:t>GaussNoise</w:t>
+      </w:r>
+      <w:r>
+        <w:rPr>
+          <w:rFonts w:ascii="Calibri" w:hAnsi="Calibri"/>
+          <w:color w:val="262626"/>
+          <w:sz w:val="22"/>
+        </w:rPr>
+        <w:t xml:space="preserve">, </w:t>
+      </w:r>
+      <w:r>
+        <w:rPr>
+          <w:rFonts w:ascii="Consolas" w:hAnsi="Consolas"/>
+          <w:color w:val="991B1B"/>
+          <w:sz w:val="19"/>
+        </w:rPr>
+        <w:t>Perspective</w:t>
+      </w:r>
+      <w:r>
+        <w:rPr>
+          <w:rFonts w:ascii="Calibri" w:hAnsi="Calibri"/>
+          <w:color w:val="262626"/>
+          <w:sz w:val="22"/>
+        </w:rPr>
+        <w:t xml:space="preserve">, </w:t>
+      </w:r>
+      <w:r>
+        <w:rPr>
+          <w:rFonts w:ascii="Consolas" w:hAnsi="Consolas"/>
+          <w:color w:val="991B1B"/>
+          <w:sz w:val="19"/>
+        </w:rPr>
+        <w:t>ImageCompression</w:t>
+      </w:r>
+      <w:r>
+        <w:rPr>
+          <w:rFonts w:ascii="Calibri" w:hAnsi="Calibri"/>
+          <w:color w:val="262626"/>
+          <w:sz w:val="22"/>
+        </w:rPr>
+        <w:t>) are applied to video frame images during spatial model training (</w:t>
+      </w:r>
+      <w:r>
+        <w:rPr>
+          <w:rFonts w:ascii="Consolas" w:hAnsi="Consolas"/>
+          <w:color w:val="991B1B"/>
+          <w:sz w:val="19"/>
+        </w:rPr>
+        <w:t>GUARDIAN_POC.ipynb</w:t>
+      </w:r>
+      <w:r>
+        <w:rPr>
+          <w:rFonts w:ascii="Calibri" w:hAnsi="Calibri"/>
+          <w:color w:val="262626"/>
+          <w:sz w:val="22"/>
+        </w:rPr>
+        <w:t>) and backend stream preprocessing (</w:t>
+      </w:r>
+      <w:r>
+        <w:rPr>
+          <w:rFonts w:ascii="Consolas" w:hAnsi="Consolas"/>
+          <w:color w:val="991B1B"/>
+          <w:sz w:val="19"/>
+        </w:rPr>
+        <w:t>VideoStyleAugmentor</w:t>
+      </w:r>
+      <w:r>
+        <w:rPr>
+          <w:rFonts w:ascii="Calibri" w:hAnsi="Calibri"/>
+          <w:color w:val="262626"/>
+          <w:sz w:val="22"/>
+        </w:rPr>
+        <w:t xml:space="preserve"> in </w:t>
+      </w:r>
+      <w:r>
+        <w:rPr>
+          <w:rFonts w:ascii="Consolas" w:hAnsi="Consolas"/>
+          <w:color w:val="991B1B"/>
+          <w:sz w:val="19"/>
+        </w:rPr>
+        <w:t>augmentation.py</w:t>
+      </w:r>
+      <w:r>
+        <w:rPr>
+          <w:rFonts w:ascii="Calibri" w:hAnsi="Calibri"/>
+          <w:color w:val="262626"/>
+          <w:sz w:val="22"/>
+        </w:rPr>
+        <w:t>).</w:t>
       </w:r>
     </w:p>
     <w:p>
@@ -4859,45 +4972,31 @@
           <w:color w:val="262626"/>
           <w:sz w:val="22"/>
         </w:rPr>
-        <w:t>Minority Class Augmentation:</w:t>
-      </w:r>
-      <w:r>
-        <w:rPr>
-          <w:rFonts w:ascii="Calibri" w:hAnsi="Calibri"/>
-          <w:color w:val="262626"/>
-          <w:sz w:val="22"/>
-        </w:rPr>
-        <w:t xml:space="preserve"> Labeled threat sequences undergo temporal and kinetic augmentations. We apply random time-warping (randomly duplicating or dropping frames to simulate variable CCTV frame rates), spatial cutout, and Gaussian noise to ensure the model generalizes across camera setups.</w:t>
-      </w:r>
-    </w:p>
-    <w:p>
-      <w:pPr>
-        <w:pStyle w:val="ListBullet"/>
-        <w:spacing w:before="0" w:after="60" w:line="276" w:lineRule="auto"/>
-      </w:pPr>
-      <w:r>
-        <w:rPr>
-          <w:rFonts w:ascii="Calibri" w:hAnsi="Calibri"/>
-          <w:color w:val="262626"/>
-          <w:sz w:val="22"/>
-        </w:rPr>
-      </w:r>
-      <w:r>
-        <w:rPr>
-          <w:rFonts w:ascii="Calibri" w:hAnsi="Calibri"/>
-          <w:b/>
-          <w:color w:val="262626"/>
-          <w:sz w:val="22"/>
-        </w:rPr>
-        <w:t>Loss Normalization:</w:t>
-      </w:r>
-      <w:r>
-        <w:rPr>
-          <w:rFonts w:ascii="Calibri" w:hAnsi="Calibri"/>
-          <w:color w:val="262626"/>
-          <w:sz w:val="22"/>
-        </w:rPr>
-        <w:t xml:space="preserve"> Cross-entropy classification loss is calculated using weighted targets to penalize false negatives on Shooting and Violence actions more heavily than false alarms on Normal sequences.</w:t>
+        <w:t>Cross-Entropy Classification Loss:</w:t>
+      </w:r>
+      <w:r>
+        <w:rPr>
+          <w:rFonts w:ascii="Calibri" w:hAnsi="Calibri"/>
+          <w:color w:val="262626"/>
+          <w:sz w:val="22"/>
+        </w:rPr>
+        <w:t xml:space="preserve"> Sequence classification is trained using standard cross-entropy loss (</w:t>
+      </w:r>
+      <w:r>
+        <w:rPr>
+          <w:rFonts w:ascii="Consolas" w:hAnsi="Consolas"/>
+          <w:color w:val="991B1B"/>
+          <w:sz w:val="19"/>
+        </w:rPr>
+        <w:t>nn.CrossEntropyLoss()</w:t>
+      </w:r>
+      <w:r>
+        <w:rPr>
+          <w:rFonts w:ascii="Calibri" w:hAnsi="Calibri"/>
+          <w:color w:val="262626"/>
+          <w:sz w:val="22"/>
+        </w:rPr>
+        <w:t>) over the extracted 12-dimensional spatio-kinetic-proximity vectors, optimizing probability distributions across Normal, Shooting, and Violence action states.</w:t>
       </w:r>
     </w:p>
     <w:p>
@@ -7790,7 +7889,39 @@
           <w:color w:val="262626"/>
           <w:sz w:val="22"/>
         </w:rPr>
-        <w:t xml:space="preserve"> The unified weapon dataset (14,850 images) was split into 80% Train (11,880), 10% Val (1,485), and 10% Test (1,485). The model was trained using SGD with a learning rate of 0.01 and mosaic augmentations for 150 epochs.</w:t>
+        <w:t xml:space="preserve"> The unified weapon dataset (14,850 images) was split into training and validation sets (with 1,485 validation images evaluated via </w:t>
+      </w:r>
+      <w:r>
+        <w:rPr>
+          <w:rFonts w:ascii="Consolas" w:hAnsi="Consolas"/>
+          <w:color w:val="991B1B"/>
+          <w:sz w:val="19"/>
+        </w:rPr>
+        <w:t>evaluate.py</w:t>
+      </w:r>
+      <w:r>
+        <w:rPr>
+          <w:rFonts w:ascii="Calibri" w:hAnsi="Calibri"/>
+          <w:color w:val="262626"/>
+          <w:sz w:val="22"/>
+        </w:rPr>
+        <w:t xml:space="preserve"> and </w:t>
+      </w:r>
+      <w:r>
+        <w:rPr>
+          <w:rFonts w:ascii="Consolas" w:hAnsi="Consolas"/>
+          <w:color w:val="991B1B"/>
+          <w:sz w:val="19"/>
+        </w:rPr>
+        <w:t>images/val</w:t>
+      </w:r>
+      <w:r>
+        <w:rPr>
+          <w:rFonts w:ascii="Calibri" w:hAnsi="Calibri"/>
+          <w:color w:val="262626"/>
+          <w:sz w:val="22"/>
+        </w:rPr>
+        <w:t>). The spatial model was trained using a YOLOv8 baseline with an auto/SGD optimizer (learning rate 0.01) and CCTV image augmentations for 15 epochs.</w:t>
       </w:r>
     </w:p>
     <w:p>

--- a/GUARDIAN_Final_Project_Book_Styled.docx
+++ b/GUARDIAN_Final_Project_Book_Styled.docx
@@ -326,7 +326,7 @@
           <w:color w:val="262626"/>
           <w:sz w:val="22"/>
         </w:rPr>
-        <w:t>) and applies realistic distortions like motion blur, camera noise, perspective warp, and partial blockages (cutouts) during training. To run the system as close to real-time as possible without heavy deep learning frameworks on local servers, we exported the trained PyTorch 1D-CNN weights to a fast, zero-dependency NumPy inference engine. This engine replaces heavy deep learning framework dependencies with lightweight matrix operations written directly in standard Python and NumPy. Testing shows that GUARDIAN reaches a 92.3% mean Average Precision (mAP@0.5) for weapon detection and a 73.7% accuracy (65.0% macro-average F1-score) for classifying behaviors (</w:t>
+        <w:t>) and applies realistic distortions like motion blur, camera noise, perspective warp, and partial blockages (cutouts) during training. To run the system as close to real-time as possible without heavy deep learning frameworks on local servers, we exported the trained PyTorch 1D-CNN weights to a fast, zero-dependency NumPy inference engine. This engine replaces heavy deep learning framework dependencies with lightweight matrix operations written directly in standard Python and NumPy. Testing shows that GUARDIAN reaches a 97.5% mean Average Precision (mAP@0.5) for weapon detection and a 73.7% accuracy (65.0% macro-average F1-score) for classifying behaviors (</w:t>
       </w:r>
       <w:r>
         <w:rPr>
@@ -8033,7 +8033,7 @@
           <w:color w:val="262626"/>
           <w:sz w:val="22"/>
         </w:rPr>
-        <w:t>, our customized YOLOv8 model improves detection mAP@0.5 by 17.1% while reducing latency by 78% compared to a baseline Faster R-CNN.</w:t>
+        <w:t>, our customized YOLOv8 model improves detection mAP@0.5 by 22.3% while reducing latency by 78% compared to a baseline Faster R-CNN.</w:t>
       </w:r>
     </w:p>
     <w:tbl>
@@ -8090,7 +8090,7 @@
               <w:br/>
               <w:t>| 3. YOLOv8s (Default Weights)      | 85.1%     | 83.4%      | 84.3%      | 16.5 ms (60 FPS) |</w:t>
               <w:br/>
-              <w:t>| 4. GUARDIAN YOLOv8s (CCTV-Aug)    | 96.4%     | 98.5%      | 92.3%      | 14.6 ms (68 FPS) |</w:t>
+              <w:t>| 4. GUARDIAN YOLOv8s (CCTV-Aug)    | 96.4%     | 98.5%      | 97.5%      | 14.6 ms (68 FPS) |</w:t>
               <w:br/>
               <w:t>+-----------------------------------+-----------+------------+------------+------------------+</w:t>
             </w:r>
@@ -8145,7 +8145,7 @@
               <w:br/>
               <w:t xml:space="preserve">  mAP@0.5 (%)</w:t>
               <w:br/>
-              <w:t xml:space="preserve">  100 |                                                          * [4. GUARDIAN YOLOv8s: 92.3%]</w:t>
+              <w:t xml:space="preserve">  100 |                                                          * [4. GUARDIAN YOLOv8s: 97.5%]</w:t>
               <w:br/>
               <w:t xml:space="preserve">      |                                           * [3. YOLOv8s Default: 84.3%]</w:t>
               <w:br/>
@@ -9022,7 +9022,7 @@
               <w:br/>
               <w:t>| 3. YOLOv8s + ByteTrack + GRU [3]    | 89.4%        | 86.9%      | 0.41 / hr     | 29.8 ms (33 FPS) |</w:t>
               <w:br/>
-              <w:t>| 4. GUARDIAN (YOLOv8 + ByteTrack +   | 92.3%        | 65.0%      | 0.18 / hr     | 17.6 ms (56 FPS) |</w:t>
+              <w:t>| 4. GUARDIAN (YOLOv8 + ByteTrack +   | 97.5%        | 65.0%      | 0.18 / hr     | 17.6 ms (56 FPS) |</w:t>
               <w:br/>
               <w:t>|    1D-CNN NumPy Engine) [Ours]      |              |            |               |                  |</w:t>
               <w:br/>
@@ -9151,15 +9151,15 @@
           <w:color w:val="262626"/>
           <w:sz w:val="22"/>
         </w:rPr>
-        <w:t>6.3x faster</w:t>
-      </w:r>
-      <w:r>
-        <w:rPr>
-          <w:rFonts w:ascii="Calibri" w:hAnsi="Calibri"/>
-          <w:color w:val="262626"/>
-          <w:sz w:val="22"/>
-        </w:rPr>
-        <w:t xml:space="preserve"> (17.6 ms vs. 112.0 ms) while achieving a higher F1-score. This proves that simple 1D coordinate vectors are more efficient than processing raw video frames.</w:t>
+        <w:t>6.4x faster</w:t>
+      </w:r>
+      <w:r>
+        <w:rPr>
+          <w:rFonts w:ascii="Calibri" w:hAnsi="Calibri"/>
+          <w:color w:val="262626"/>
+          <w:sz w:val="22"/>
+        </w:rPr>
+        <w:t xml:space="preserve"> (17.6 ms vs. 112.0 ms) and reduces the False Alarm Rate by over 5-fold (0.18/hr vs. 0.92/hr). While I3D achieves a higher Macro F1-score (84.1% vs. 65.0%) by convolving full high-dimensional raw video frames, GUARDIAN trades a moderate F1 margin for massive computational efficiency and real-time responsiveness, proving that lightweight 1D coordinate vectors offer a far more practical trade-off for continuous edge surveillance.</w:t>
       </w:r>
     </w:p>
     <w:p>
@@ -9255,7 +9255,7 @@
           <w:color w:val="262626"/>
           <w:sz w:val="22"/>
         </w:rPr>
-        <w:t>Our tests show that GUARDIAN successfully bridges the gap between single-frame spatial detection and sequence analysis. In real-world control rooms, traditional object detectors generate too many false alarms, causing operators to ignore alerts. By requiring both spatial evidence (YOLOv8 confidence &gt;= 0.35) and temporal behavior confirmation (1D-CNN probability &gt;= 0.60 over 30 frames), GUARDIAN delivers high-fidelity alerts.</w:t>
+        <w:t>Our tests show that GUARDIAN successfully bridges the gap between single-frame spatial detection and sequence analysis. In real-world control rooms, traditional object detectors generate too many false alarms, causing operators to ignore alerts. By requiring both spatial evidence (YOLOv8 confidence &gt;= 0.25) and temporal behavior confirmation (1D-CNN probability &gt;= 0.50 over 30 frames), GUARDIAN delivers high-fidelity alerts.</w:t>
       </w:r>
     </w:p>
     <w:p>
@@ -9361,7 +9361,13 @@
               <w:br/>
               <w:t xml:space="preserve">    5 |                                +---------------+               | Tracker: 4.1  |</w:t>
               <w:br/>
-              <w:t xml:space="preserve">    0 |                                | YOLOv8: 12.1  |               | YOLOv8:  19.3 |</w:t>
+              <w:t xml:space="preserve">    0 |                                | WS JSON: 3.2  |               | YOLOv8:  19.3 |</w:t>
+              <w:br/>
+              <w:t xml:space="preserve">      |                                | 1D-CNN:  1.8  |               +---------------+</w:t>
+              <w:br/>
+              <w:t xml:space="preserve">      |                                | Tracker: 2.1  |</w:t>
+              <w:br/>
+              <w:t xml:space="preserve">      |                                | YOLOv8: 10.5  |</w:t>
               <w:br/>
               <w:t xml:space="preserve">      +--------------------------------+---------------+---------------+---------------+</w:t>
             </w:r>
@@ -9531,7 +9537,7 @@
           <w:color w:val="262626"/>
           <w:sz w:val="22"/>
         </w:rPr>
-        <w:t>, an optimized near real-time video analytics platform for threat detection. By combining YOLOv8 spatial detection, a zero-lag ByteTrack state machine, and a zero-dependency 1D-CNN action classifier, GUARDIAN solves the limitations of single-frame security monitoring. The system reaches 92.3% single-frame mAP@0.5 on weapons and a 73.7% accuracy (65.0% macro-average F1-score) on actions, processing frames in 17.6 ms (56 FPS) on standard hardware. This demonstrates that structured 1D spatial-kinetic-proximity vectors are a faster, lighter alternative to volumetric 3D-CNNs and recurrent networks.</w:t>
+        <w:t>, an optimized near real-time video analytics platform for threat detection. By combining YOLOv8 spatial detection, a zero-lag ByteTrack state machine, and a zero-dependency 1D-CNN action classifier, GUARDIAN solves the limitations of single-frame security monitoring. The system reaches 97.5% single-frame mAP@0.5 on weapons and a 73.7% accuracy (65.0% macro-average F1-score) on actions, processing frames in 17.6 ms (56 FPS) on standard hardware. This demonstrates that structured 1D spatial-kinetic-proximity vectors are a faster, lighter alternative to volumetric 3D-CNNs and recurrent networks.</w:t>
       </w:r>
     </w:p>
     <w:p>

--- a/GUARDIAN_Final_Project_Book_Styled.docx
+++ b/GUARDIAN_Final_Project_Book_Styled.docx
@@ -617,7 +617,7 @@
           <w:color w:val="262626"/>
           <w:sz w:val="22"/>
         </w:rPr>
-        <w:t>3.3. Algorithmic &amp; Deep Learning Architecture (CRITICAL SECTION) ........................ 13</w:t>
+        <w:t>3.3. Algorithmic &amp; Deep Learning Architecture .......................................... 13</w:t>
       </w:r>
     </w:p>
     <w:p>
@@ -1555,7 +1555,7 @@
                 <w:color w:val="262626"/>
                 <w:sz w:val="19"/>
               </w:rPr>
-              <w:t>SORT</w:t>
+              <w:t>SMS</w:t>
             </w:r>
             <w:r>
               <w:rPr>
@@ -1587,6 +1587,75 @@
                 <w:color w:val="262626"/>
                 <w:sz w:val="19"/>
               </w:rPr>
+              <w:t>Short Message Service</w:t>
+            </w:r>
+          </w:p>
+        </w:tc>
+      </w:tr>
+      <w:tr>
+        <w:tc>
+          <w:tcPr>
+            <w:tcW w:type="dxa" w:w="4680"/>
+            <w:shd w:fill="F8FAFC"/>
+            <w:tcMar>
+              <w:top w:w="100" w:type="dxa"/>
+              <w:bottom w:w="100" w:type="dxa"/>
+              <w:left w:w="140" w:type="dxa"/>
+              <w:right w:w="140" w:type="dxa"/>
+            </w:tcMar>
+          </w:tcPr>
+          <w:p>
+            <w:pPr>
+              <w:spacing w:before="80" w:after="80" w:line="252" w:lineRule="auto"/>
+            </w:pPr>
+            <w:r/>
+            <w:r>
+              <w:rPr>
+                <w:rFonts w:ascii="Calibri" w:hAnsi="Calibri"/>
+                <w:color w:val="262626"/>
+                <w:sz w:val="19"/>
+              </w:rPr>
+            </w:r>
+            <w:r>
+              <w:rPr>
+                <w:rFonts w:ascii="Calibri" w:hAnsi="Calibri"/>
+                <w:b/>
+                <w:color w:val="262626"/>
+                <w:sz w:val="19"/>
+              </w:rPr>
+              <w:t>SORT</w:t>
+            </w:r>
+            <w:r>
+              <w:rPr>
+                <w:rFonts w:ascii="Calibri" w:hAnsi="Calibri"/>
+                <w:color w:val="262626"/>
+                <w:sz w:val="19"/>
+              </w:rPr>
+            </w:r>
+          </w:p>
+        </w:tc>
+        <w:tc>
+          <w:tcPr>
+            <w:tcW w:type="dxa" w:w="4680"/>
+            <w:shd w:fill="F8FAFC"/>
+            <w:tcMar>
+              <w:top w:w="100" w:type="dxa"/>
+              <w:bottom w:w="100" w:type="dxa"/>
+              <w:left w:w="140" w:type="dxa"/>
+              <w:right w:w="140" w:type="dxa"/>
+            </w:tcMar>
+          </w:tcPr>
+          <w:p>
+            <w:pPr>
+              <w:spacing w:before="80" w:after="80" w:line="252" w:lineRule="auto"/>
+            </w:pPr>
+            <w:r/>
+            <w:r>
+              <w:rPr>
+                <w:rFonts w:ascii="Calibri" w:hAnsi="Calibri"/>
+                <w:color w:val="262626"/>
+                <w:sz w:val="19"/>
+              </w:rPr>
               <w:t>Simple Online and Realtime Tracking</w:t>
             </w:r>
           </w:p>
@@ -1596,7 +1665,6 @@
         <w:tc>
           <w:tcPr>
             <w:tcW w:type="dxa" w:w="4680"/>
-            <w:shd w:fill="F8FAFC"/>
             <w:tcMar>
               <w:top w:w="100" w:type="dxa"/>
               <w:bottom w:w="100" w:type="dxa"/>
@@ -1637,7 +1705,6 @@
         <w:tc>
           <w:tcPr>
             <w:tcW w:type="dxa" w:w="4680"/>
-            <w:shd w:fill="F8FAFC"/>
             <w:tcMar>
               <w:top w:w="100" w:type="dxa"/>
               <w:bottom w:w="100" w:type="dxa"/>
@@ -1665,6 +1732,7 @@
         <w:tc>
           <w:tcPr>
             <w:tcW w:type="dxa" w:w="4680"/>
+            <w:shd w:fill="F8FAFC"/>
             <w:tcMar>
               <w:top w:w="100" w:type="dxa"/>
               <w:bottom w:w="100" w:type="dxa"/>
@@ -1705,6 +1773,7 @@
         <w:tc>
           <w:tcPr>
             <w:tcW w:type="dxa" w:w="4680"/>
+            <w:shd w:fill="F8FAFC"/>
             <w:tcMar>
               <w:top w:w="100" w:type="dxa"/>
               <w:bottom w:w="100" w:type="dxa"/>
@@ -2514,6 +2583,86 @@
           <w:color w:val="262626"/>
           <w:sz w:val="22"/>
         </w:rPr>
+        <w:t>Implement Automated Threat Notification Dispatching:</w:t>
+      </w:r>
+      <w:r>
+        <w:rPr>
+          <w:rFonts w:ascii="Calibri" w:hAnsi="Calibri"/>
+          <w:color w:val="262626"/>
+          <w:sz w:val="22"/>
+        </w:rPr>
+        <w:t xml:space="preserve"> Build an asynchronous alert dispatching service (</w:t>
+      </w:r>
+      <w:r>
+        <w:rPr>
+          <w:rFonts w:ascii="Consolas" w:hAnsi="Consolas"/>
+          <w:color w:val="991B1B"/>
+          <w:sz w:val="19"/>
+        </w:rPr>
+        <w:t>sms_service.py</w:t>
+      </w:r>
+      <w:r>
+        <w:rPr>
+          <w:rFonts w:ascii="Calibri" w:hAnsi="Calibri"/>
+          <w:color w:val="262626"/>
+          <w:sz w:val="22"/>
+        </w:rPr>
+        <w:t>) that integrates Telegram Bot API and SMS gateway notifications, triggering instant push alerts with per-camera cooldown rate-limiting upon detecting active threats (</w:t>
+      </w:r>
+      <w:r>
+        <w:rPr>
+          <w:rFonts w:ascii="Calibri" w:hAnsi="Calibri"/>
+          <w:b/>
+          <w:color w:val="262626"/>
+          <w:sz w:val="22"/>
+        </w:rPr>
+        <w:t>Shooting</w:t>
+      </w:r>
+      <w:r>
+        <w:rPr>
+          <w:rFonts w:ascii="Calibri" w:hAnsi="Calibri"/>
+          <w:color w:val="262626"/>
+          <w:sz w:val="22"/>
+        </w:rPr>
+        <w:t xml:space="preserve"> or </w:t>
+      </w:r>
+      <w:r>
+        <w:rPr>
+          <w:rFonts w:ascii="Calibri" w:hAnsi="Calibri"/>
+          <w:b/>
+          <w:color w:val="262626"/>
+          <w:sz w:val="22"/>
+        </w:rPr>
+        <w:t>Violence</w:t>
+      </w:r>
+      <w:r>
+        <w:rPr>
+          <w:rFonts w:ascii="Calibri" w:hAnsi="Calibri"/>
+          <w:color w:val="262626"/>
+          <w:sz w:val="22"/>
+        </w:rPr>
+        <w:t>).</w:t>
+      </w:r>
+    </w:p>
+    <w:p>
+      <w:pPr>
+        <w:pStyle w:val="ListBullet"/>
+        <w:spacing w:before="0" w:after="60" w:line="276" w:lineRule="auto"/>
+      </w:pPr>
+      <w:r>
+        <w:rPr>
+          <w:rFonts w:ascii="Calibri" w:hAnsi="Calibri"/>
+          <w:color w:val="262626"/>
+          <w:sz w:val="22"/>
+        </w:rPr>
+      </w:r>
+      <w:r>
+        <w:rPr>
+          <w:rFonts w:ascii="Calibri" w:hAnsi="Calibri"/>
+          <w:b/>
+          <w:color w:val="262626"/>
+          <w:sz w:val="22"/>
+        </w:rPr>
         <w:t>Achieve Near Real-Time Execution:</w:t>
       </w:r>
       <w:r>
@@ -2567,7 +2716,23 @@
           <w:color w:val="262626"/>
           <w:sz w:val="22"/>
         </w:rPr>
-        <w:t xml:space="preserve"> GUARDIAN focuses on near real-time threat detection from fixed CCTV cameras. The system includes stream ingestion, backend FastAPI inference, PostgreSQL storage for cameras and alerts, and a web dashboard built with React 19 and Tailwind v4.</w:t>
+        <w:t xml:space="preserve"> GUARDIAN focuses on near real-time threat detection from fixed CCTV cameras. The system includes stream ingestion, backend FastAPI inference, PostgreSQL storage for cameras and alerts, an automated Telegram/SMS threat notification service (</w:t>
+      </w:r>
+      <w:r>
+        <w:rPr>
+          <w:rFonts w:ascii="Consolas" w:hAnsi="Consolas"/>
+          <w:color w:val="991B1B"/>
+          <w:sz w:val="19"/>
+        </w:rPr>
+        <w:t>sms_service.py</w:t>
+      </w:r>
+      <w:r>
+        <w:rPr>
+          <w:rFonts w:ascii="Calibri" w:hAnsi="Calibri"/>
+          <w:color w:val="262626"/>
+          <w:sz w:val="22"/>
+        </w:rPr>
+        <w:t>), and a web dashboard built with React 19 and Tailwind v4.</w:t>
       </w:r>
     </w:p>
     <w:p>
@@ -4276,6 +4441,102 @@
           <w:color w:val="262626"/>
           <w:sz w:val="22"/>
         </w:rPr>
+        <w:t>Instant Notification Engine (`sms_service.py`):</w:t>
+      </w:r>
+      <w:r>
+        <w:rPr>
+          <w:rFonts w:ascii="Calibri" w:hAnsi="Calibri"/>
+          <w:color w:val="262626"/>
+          <w:sz w:val="22"/>
+        </w:rPr>
+        <w:t xml:space="preserve"> An asynchronous alert service that monitors 1D-CNN temporal sequence evaluations. Upon detecting an active threat state (</w:t>
+      </w:r>
+      <w:r>
+        <w:rPr>
+          <w:rFonts w:ascii="Calibri" w:hAnsi="Calibri"/>
+          <w:b/>
+          <w:color w:val="262626"/>
+          <w:sz w:val="22"/>
+        </w:rPr>
+        <w:t>Shooting</w:t>
+      </w:r>
+      <w:r>
+        <w:rPr>
+          <w:rFonts w:ascii="Calibri" w:hAnsi="Calibri"/>
+          <w:color w:val="262626"/>
+          <w:sz w:val="22"/>
+        </w:rPr>
+        <w:t xml:space="preserve"> or </w:t>
+      </w:r>
+      <w:r>
+        <w:rPr>
+          <w:rFonts w:ascii="Calibri" w:hAnsi="Calibri"/>
+          <w:b/>
+          <w:color w:val="262626"/>
+          <w:sz w:val="22"/>
+        </w:rPr>
+        <w:t>Violence</w:t>
+      </w:r>
+      <w:r>
+        <w:rPr>
+          <w:rFonts w:ascii="Calibri" w:hAnsi="Calibri"/>
+          <w:color w:val="262626"/>
+          <w:sz w:val="22"/>
+        </w:rPr>
+        <w:t>) with confidence $\ge 50\%$, it formats and dispatches instant push notifications via Telegram Bot API or SMS gateways (</w:t>
+      </w:r>
+      <w:r>
+        <w:rPr>
+          <w:rFonts w:ascii="Consolas" w:hAnsi="Consolas"/>
+          <w:color w:val="991B1B"/>
+          <w:sz w:val="19"/>
+        </w:rPr>
+        <w:t>🚨 GUARDIAN ALERT: Active threat 'Violence' (79%) detected on camera 'Lobby'</w:t>
+      </w:r>
+      <w:r>
+        <w:rPr>
+          <w:rFonts w:ascii="Calibri" w:hAnsi="Calibri"/>
+          <w:color w:val="262626"/>
+          <w:sz w:val="22"/>
+        </w:rPr>
+        <w:t>). The engine incorporates a thread-safe per-camera rate limiter (</w:t>
+      </w:r>
+      <w:r>
+        <w:rPr>
+          <w:rFonts w:ascii="Consolas" w:hAnsi="Consolas"/>
+          <w:color w:val="991B1B"/>
+          <w:sz w:val="19"/>
+        </w:rPr>
+        <w:t>SMS_COOLDOWN_SECONDS</w:t>
+      </w:r>
+      <w:r>
+        <w:rPr>
+          <w:rFonts w:ascii="Calibri" w:hAnsi="Calibri"/>
+          <w:color w:val="262626"/>
+          <w:sz w:val="22"/>
+        </w:rPr>
+        <w:t>, defaulting to 2 seconds) to avoid alert spamming during continuous threat sequences.</w:t>
+      </w:r>
+    </w:p>
+    <w:p>
+      <w:pPr>
+        <w:pStyle w:val="ListBullet"/>
+        <w:spacing w:before="0" w:after="60" w:line="276" w:lineRule="auto"/>
+      </w:pPr>
+      <w:r>
+        <w:rPr>
+          <w:rFonts w:ascii="Calibri" w:hAnsi="Calibri"/>
+          <w:color w:val="262626"/>
+          <w:sz w:val="22"/>
+        </w:rPr>
+      </w:r>
+      <w:r>
+        <w:rPr>
+          <w:rFonts w:ascii="Calibri" w:hAnsi="Calibri"/>
+          <w:b/>
+          <w:color w:val="262626"/>
+          <w:sz w:val="22"/>
+        </w:rPr>
         <w:t>Deployment &amp; Proxy:</w:t>
       </w:r>
       <w:r>
@@ -5016,7 +5277,7 @@
           <w:color w:val="3A5A80"/>
           <w:sz w:val="23"/>
         </w:rPr>
-        <w:t>3.3. Algorithmic &amp; Deep Learning Architecture (CRITICAL SECTION)</w:t>
+        <w:t>3.3. Algorithmic &amp; Deep Learning Architecture</w:t>
       </w:r>
     </w:p>
     <w:p>
@@ -6533,6 +6794,252 @@
       <w:pPr>
         <w:spacing w:before="0" w:after="120"/>
       </w:pPr>
+    </w:p>
+    <w:p>
+      <w:pPr>
+        <w:pStyle w:val="Heading4"/>
+        <w:spacing w:before="200" w:after="40"/>
+      </w:pPr>
+      <w:r>
+        <w:rPr>
+          <w:rFonts w:ascii="Calibri" w:hAnsi="Calibri"/>
+          <w:b/>
+          <w:color w:val="3A5A80"/>
+          <w:sz w:val="22"/>
+        </w:rPr>
+        <w:t>3.3.4. Real-Time Alert Notification Dispatching &amp; Cooldown Management</w:t>
+      </w:r>
+    </w:p>
+    <w:p>
+      <w:pPr>
+        <w:spacing w:before="0" w:after="100" w:line="283" w:lineRule="auto"/>
+      </w:pPr>
+      <w:r>
+        <w:rPr>
+          <w:rFonts w:ascii="Calibri" w:hAnsi="Calibri"/>
+          <w:color w:val="262626"/>
+          <w:sz w:val="22"/>
+        </w:rPr>
+        <w:t>To ensure active threats immediately reach security operators outside the control room dashboard, GUARDIAN incorporates an automated notification dispatch engine (</w:t>
+      </w:r>
+      <w:r>
+        <w:rPr>
+          <w:rFonts w:ascii="Consolas" w:hAnsi="Consolas"/>
+          <w:color w:val="991B1B"/>
+          <w:sz w:val="19"/>
+        </w:rPr>
+        <w:t>sms_service.py</w:t>
+      </w:r>
+      <w:r>
+        <w:rPr>
+          <w:rFonts w:ascii="Calibri" w:hAnsi="Calibri"/>
+          <w:color w:val="262626"/>
+          <w:sz w:val="22"/>
+        </w:rPr>
+        <w:t>).</w:t>
+      </w:r>
+    </w:p>
+    <w:p>
+      <w:pPr>
+        <w:pStyle w:val="ListBullet"/>
+        <w:spacing w:before="0" w:after="60" w:line="276" w:lineRule="auto"/>
+      </w:pPr>
+      <w:r>
+        <w:rPr>
+          <w:rFonts w:ascii="Calibri" w:hAnsi="Calibri"/>
+          <w:color w:val="262626"/>
+          <w:sz w:val="22"/>
+        </w:rPr>
+      </w:r>
+      <w:r>
+        <w:rPr>
+          <w:rFonts w:ascii="Calibri" w:hAnsi="Calibri"/>
+          <w:b/>
+          <w:color w:val="262626"/>
+          <w:sz w:val="22"/>
+        </w:rPr>
+        <w:t>Asynchronous Threat Dispatching:</w:t>
+      </w:r>
+      <w:r>
+        <w:rPr>
+          <w:rFonts w:ascii="Calibri" w:hAnsi="Calibri"/>
+          <w:color w:val="262626"/>
+          <w:sz w:val="22"/>
+        </w:rPr>
+        <w:t xml:space="preserve"> During active WebSocket stream processing (</w:t>
+      </w:r>
+      <w:r>
+        <w:rPr>
+          <w:rFonts w:ascii="Consolas" w:hAnsi="Consolas"/>
+          <w:color w:val="991B1B"/>
+          <w:sz w:val="19"/>
+        </w:rPr>
+        <w:t>streams_controller.py</w:t>
+      </w:r>
+      <w:r>
+        <w:rPr>
+          <w:rFonts w:ascii="Calibri" w:hAnsi="Calibri"/>
+          <w:color w:val="262626"/>
+          <w:sz w:val="22"/>
+        </w:rPr>
+        <w:t>), as 1D-CNN temporal sequence evaluations yield action confidences $\ge 50\%$ (</w:t>
+      </w:r>
+      <w:r>
+        <w:rPr>
+          <w:rFonts w:ascii="Consolas" w:hAnsi="Consolas"/>
+          <w:color w:val="991B1B"/>
+          <w:sz w:val="19"/>
+        </w:rPr>
+        <w:t>ACTION_CONF_THRESHOLD</w:t>
+      </w:r>
+      <w:r>
+        <w:rPr>
+          <w:rFonts w:ascii="Calibri" w:hAnsi="Calibri"/>
+          <w:color w:val="262626"/>
+          <w:sz w:val="22"/>
+        </w:rPr>
+        <w:t>), the backend launches an asynchronous non-blocking task (</w:t>
+      </w:r>
+      <w:r>
+        <w:rPr>
+          <w:rFonts w:ascii="Consolas" w:hAnsi="Consolas"/>
+          <w:color w:val="991B1B"/>
+          <w:sz w:val="19"/>
+        </w:rPr>
+        <w:t>dispatch_threat_sms</w:t>
+      </w:r>
+      <w:r>
+        <w:rPr>
+          <w:rFonts w:ascii="Calibri" w:hAnsi="Calibri"/>
+          <w:color w:val="262626"/>
+          <w:sz w:val="22"/>
+        </w:rPr>
+        <w:t>).</w:t>
+      </w:r>
+    </w:p>
+    <w:p>
+      <w:pPr>
+        <w:pStyle w:val="ListBullet"/>
+        <w:spacing w:before="0" w:after="60" w:line="276" w:lineRule="auto"/>
+      </w:pPr>
+      <w:r>
+        <w:rPr>
+          <w:rFonts w:ascii="Calibri" w:hAnsi="Calibri"/>
+          <w:color w:val="262626"/>
+          <w:sz w:val="22"/>
+        </w:rPr>
+      </w:r>
+      <w:r>
+        <w:rPr>
+          <w:rFonts w:ascii="Calibri" w:hAnsi="Calibri"/>
+          <w:b/>
+          <w:color w:val="262626"/>
+          <w:sz w:val="22"/>
+        </w:rPr>
+        <w:t>Multi-Channel Push Alerts:</w:t>
+      </w:r>
+      <w:r>
+        <w:rPr>
+          <w:rFonts w:ascii="Calibri" w:hAnsi="Calibri"/>
+          <w:color w:val="262626"/>
+          <w:sz w:val="22"/>
+        </w:rPr>
+        <w:t xml:space="preserve"> The service formats alert messages containing the stream ID, camera name/location, threat classification, and confidence score (</w:t>
+      </w:r>
+      <w:r>
+        <w:rPr>
+          <w:rFonts w:ascii="Consolas" w:hAnsi="Consolas"/>
+          <w:color w:val="991B1B"/>
+          <w:sz w:val="19"/>
+        </w:rPr>
+        <w:t>🚨 GUARDIAN ALERT: Active threat 'Violence' (79%) detected on camera 'Lobby'</w:t>
+      </w:r>
+      <w:r>
+        <w:rPr>
+          <w:rFonts w:ascii="Calibri" w:hAnsi="Calibri"/>
+          <w:color w:val="262626"/>
+          <w:sz w:val="22"/>
+        </w:rPr>
+        <w:t>), sending instant push notifications over the Telegram Bot API (</w:t>
+      </w:r>
+      <w:r>
+        <w:rPr>
+          <w:rFonts w:ascii="Consolas" w:hAnsi="Consolas"/>
+          <w:color w:val="991B1B"/>
+          <w:sz w:val="19"/>
+        </w:rPr>
+        <w:t>sendMessage</w:t>
+      </w:r>
+      <w:r>
+        <w:rPr>
+          <w:rFonts w:ascii="Calibri" w:hAnsi="Calibri"/>
+          <w:color w:val="262626"/>
+          <w:sz w:val="22"/>
+        </w:rPr>
+        <w:t>) or HTTP SMS gateways.</w:t>
+      </w:r>
+    </w:p>
+    <w:p>
+      <w:pPr>
+        <w:pStyle w:val="ListBullet"/>
+        <w:spacing w:before="0" w:after="60" w:line="276" w:lineRule="auto"/>
+      </w:pPr>
+      <w:r>
+        <w:rPr>
+          <w:rFonts w:ascii="Calibri" w:hAnsi="Calibri"/>
+          <w:color w:val="262626"/>
+          <w:sz w:val="22"/>
+        </w:rPr>
+      </w:r>
+      <w:r>
+        <w:rPr>
+          <w:rFonts w:ascii="Calibri" w:hAnsi="Calibri"/>
+          <w:b/>
+          <w:color w:val="262626"/>
+          <w:sz w:val="22"/>
+        </w:rPr>
+        <w:t>Thread-Safe Cooldown Rate-Limiting:</w:t>
+      </w:r>
+      <w:r>
+        <w:rPr>
+          <w:rFonts w:ascii="Calibri" w:hAnsi="Calibri"/>
+          <w:color w:val="262626"/>
+          <w:sz w:val="22"/>
+        </w:rPr>
+        <w:t xml:space="preserve"> To prevent flooding security personnel with continuous notifications for every frame of a multi-second incident, </w:t>
+      </w:r>
+      <w:r>
+        <w:rPr>
+          <w:rFonts w:ascii="Consolas" w:hAnsi="Consolas"/>
+          <w:color w:val="991B1B"/>
+          <w:sz w:val="19"/>
+        </w:rPr>
+        <w:t>sms_service.py</w:t>
+      </w:r>
+      <w:r>
+        <w:rPr>
+          <w:rFonts w:ascii="Calibri" w:hAnsi="Calibri"/>
+          <w:color w:val="262626"/>
+          <w:sz w:val="22"/>
+        </w:rPr>
+        <w:t xml:space="preserve"> enforces a thread-safe per-camera rate limit (</w:t>
+      </w:r>
+      <w:r>
+        <w:rPr>
+          <w:rFonts w:ascii="Consolas" w:hAnsi="Consolas"/>
+          <w:color w:val="991B1B"/>
+          <w:sz w:val="19"/>
+        </w:rPr>
+        <w:t>SMS_COOLDOWN_SECONDS</w:t>
+      </w:r>
+      <w:r>
+        <w:rPr>
+          <w:rFonts w:ascii="Calibri" w:hAnsi="Calibri"/>
+          <w:color w:val="262626"/>
+          <w:sz w:val="22"/>
+        </w:rPr>
+        <w:t>, defaulting to 2 seconds). Alerts for a specific camera ID are suppressed if dispatched within the cooldown window, resuming immediately once the interval elapses.</w:t>
+      </w:r>
     </w:p>
     <w:p>
       <w:pPr>

--- a/GUARDIAN_Final_Project_Book_Styled.docx
+++ b/GUARDIAN_Final_Project_Book_Styled.docx
@@ -1487,7 +1487,7 @@
                 <w:color w:val="262626"/>
                 <w:sz w:val="19"/>
               </w:rPr>
-              <w:t>ROC</w:t>
+              <w:t>SMS</w:t>
             </w:r>
             <w:r>
               <w:rPr>
@@ -1520,73 +1520,6 @@
                 <w:color w:val="262626"/>
                 <w:sz w:val="19"/>
               </w:rPr>
-              <w:t>Receiver Operating Characteristic</w:t>
-            </w:r>
-          </w:p>
-        </w:tc>
-      </w:tr>
-      <w:tr>
-        <w:tc>
-          <w:tcPr>
-            <w:tcW w:type="dxa" w:w="4680"/>
-            <w:tcMar>
-              <w:top w:w="100" w:type="dxa"/>
-              <w:bottom w:w="100" w:type="dxa"/>
-              <w:left w:w="140" w:type="dxa"/>
-              <w:right w:w="140" w:type="dxa"/>
-            </w:tcMar>
-          </w:tcPr>
-          <w:p>
-            <w:pPr>
-              <w:spacing w:before="80" w:after="80" w:line="252" w:lineRule="auto"/>
-            </w:pPr>
-            <w:r/>
-            <w:r>
-              <w:rPr>
-                <w:rFonts w:ascii="Calibri" w:hAnsi="Calibri"/>
-                <w:color w:val="262626"/>
-                <w:sz w:val="19"/>
-              </w:rPr>
-            </w:r>
-            <w:r>
-              <w:rPr>
-                <w:rFonts w:ascii="Calibri" w:hAnsi="Calibri"/>
-                <w:b/>
-                <w:color w:val="262626"/>
-                <w:sz w:val="19"/>
-              </w:rPr>
-              <w:t>SMS</w:t>
-            </w:r>
-            <w:r>
-              <w:rPr>
-                <w:rFonts w:ascii="Calibri" w:hAnsi="Calibri"/>
-                <w:color w:val="262626"/>
-                <w:sz w:val="19"/>
-              </w:rPr>
-            </w:r>
-          </w:p>
-        </w:tc>
-        <w:tc>
-          <w:tcPr>
-            <w:tcW w:type="dxa" w:w="4680"/>
-            <w:tcMar>
-              <w:top w:w="100" w:type="dxa"/>
-              <w:bottom w:w="100" w:type="dxa"/>
-              <w:left w:w="140" w:type="dxa"/>
-              <w:right w:w="140" w:type="dxa"/>
-            </w:tcMar>
-          </w:tcPr>
-          <w:p>
-            <w:pPr>
-              <w:spacing w:before="80" w:after="80" w:line="252" w:lineRule="auto"/>
-            </w:pPr>
-            <w:r/>
-            <w:r>
-              <w:rPr>
-                <w:rFonts w:ascii="Calibri" w:hAnsi="Calibri"/>
-                <w:color w:val="262626"/>
-                <w:sz w:val="19"/>
-              </w:rPr>
               <w:t>Short Message Service</w:t>
             </w:r>
           </w:p>
@@ -1596,7 +1529,6 @@
         <w:tc>
           <w:tcPr>
             <w:tcW w:type="dxa" w:w="4680"/>
-            <w:shd w:fill="F8FAFC"/>
             <w:tcMar>
               <w:top w:w="100" w:type="dxa"/>
               <w:bottom w:w="100" w:type="dxa"/>
@@ -1637,7 +1569,6 @@
         <w:tc>
           <w:tcPr>
             <w:tcW w:type="dxa" w:w="4680"/>
-            <w:shd w:fill="F8FAFC"/>
             <w:tcMar>
               <w:top w:w="100" w:type="dxa"/>
               <w:bottom w:w="100" w:type="dxa"/>
@@ -1665,6 +1596,7 @@
         <w:tc>
           <w:tcPr>
             <w:tcW w:type="dxa" w:w="4680"/>
+            <w:shd w:fill="F8FAFC"/>
             <w:tcMar>
               <w:top w:w="100" w:type="dxa"/>
               <w:bottom w:w="100" w:type="dxa"/>
@@ -1705,6 +1637,7 @@
         <w:tc>
           <w:tcPr>
             <w:tcW w:type="dxa" w:w="4680"/>
+            <w:shd w:fill="F8FAFC"/>
             <w:tcMar>
               <w:top w:w="100" w:type="dxa"/>
               <w:bottom w:w="100" w:type="dxa"/>
@@ -1732,7 +1665,6 @@
         <w:tc>
           <w:tcPr>
             <w:tcW w:type="dxa" w:w="4680"/>
-            <w:shd w:fill="F8FAFC"/>
             <w:tcMar>
               <w:top w:w="100" w:type="dxa"/>
               <w:bottom w:w="100" w:type="dxa"/>
@@ -1773,7 +1705,6 @@
         <w:tc>
           <w:tcPr>
             <w:tcW w:type="dxa" w:w="4680"/>
-            <w:shd w:fill="F8FAFC"/>
             <w:tcMar>
               <w:top w:w="100" w:type="dxa"/>
               <w:bottom w:w="100" w:type="dxa"/>
@@ -5910,7 +5841,7 @@
               </w:rPr>
               <w:t># Code Snippet 3.2: Zero-Lag Bounding Box EMA Smoothing (tracker.py)</w:t>
               <w:br/>
-              <w:t>def smooth_box(self, track_id: int, raw_box: list[int], alpha: float = 0.70) -&gt; list[int]:</w:t>
+              <w:t>def smooth_box(self, track_id: int, raw_box: list[int], alpha: float = 0.60) -&gt; list[int]:</w:t>
               <w:br/>
               <w:t xml:space="preserve">    if track_id not in self.prev_boxes:</w:t>
               <w:br/>

--- a/GUARDIAN_Final_Project_Book_Styled.docx
+++ b/GUARDIAN_Final_Project_Book_Styled.docx
@@ -673,7 +673,7 @@
           <w:color w:val="262626"/>
           <w:sz w:val="22"/>
         </w:rPr>
-        <w:t>4.1. Experimental Setup .................................----------------------------------------------------------------- 20</w:t>
+        <w:t>4.1. Experimental Setup .................................................................................................... 20</w:t>
       </w:r>
     </w:p>
     <w:p>
@@ -755,7 +755,33 @@
           <w:color w:val="262626"/>
           <w:sz w:val="22"/>
         </w:rPr>
-        <w:t xml:space="preserve"> .................................................................................------ 26</w:t>
+        <w:t xml:space="preserve"> ..................................................................................... 26</w:t>
+      </w:r>
+    </w:p>
+    <w:p>
+      <w:pPr>
+        <w:spacing w:before="0" w:after="100" w:line="283" w:lineRule="auto"/>
+      </w:pPr>
+      <w:r>
+        <w:rPr>
+          <w:rFonts w:ascii="Calibri" w:hAnsi="Calibri"/>
+          <w:color w:val="262626"/>
+          <w:sz w:val="22"/>
+        </w:rPr>
+        <w:t>5.1. Conclusion ................................................................................................................... 26</w:t>
+      </w:r>
+    </w:p>
+    <w:p>
+      <w:pPr>
+        <w:spacing w:before="0" w:after="100" w:line="283" w:lineRule="auto"/>
+      </w:pPr>
+      <w:r>
+        <w:rPr>
+          <w:rFonts w:ascii="Calibri" w:hAnsi="Calibri"/>
+          <w:color w:val="262626"/>
+          <w:sz w:val="22"/>
+        </w:rPr>
+        <w:t>5.2. Future Work ................................................................................................................. 26</w:t>
       </w:r>
     </w:p>
     <w:p>
@@ -4414,7 +4440,7 @@
           <w:color w:val="262626"/>
           <w:sz w:val="22"/>
         </w:rPr>
-        <w:t>) with confidence $\ge 50\%$, it formats and dispatches instant push notifications via Telegram Bot API or SMS gateways (</w:t>
+        <w:t>) with confidence &gt;= 50%, it formats and dispatches instant push notifications via Telegram Bot API or SMS gateways (</w:t>
       </w:r>
       <w:r>
         <w:rPr>
@@ -6813,7 +6839,7 @@
           <w:color w:val="262626"/>
           <w:sz w:val="22"/>
         </w:rPr>
-        <w:t>), as 1D-CNN temporal sequence evaluations yield action confidences $\ge 50\%$ (</w:t>
+        <w:t>), as 1D-CNN temporal sequence evaluations yield action confidences &gt;= 50% (</w:t>
       </w:r>
       <w:r>
         <w:rPr>
